--- a/docs/training-excel-import-grid-entry.docx
+++ b/docs/training-excel-import-grid-entry.docx
@@ -521,7 +521,18 @@
         <w:pStyle w:val="BodyText"/>
       </w:pPr>
       <w:r>
-        <w:t xml:space="preserve">This guide goes with the training video of the same name. It covers two ways to add many descriptions at once. Part one imports an Excel workbook under a new fonds. Part two adds more records to that fonds through Grid entry, by typing, pasting from Excel, and duplicating rows. On the way you meet one deliberate mistake, a date typed day first, and fix it.</w:t>
+        <w:t xml:space="preserve">This guide goes with the training video of the same name (</w:t>
+      </w:r>
+      <w:hyperlink r:id="rId20">
+        <w:r>
+          <w:rPr>
+            <w:rStyle w:val="Hyperlink"/>
+          </w:rPr>
+          <w:t xml:space="preserve">watch on YouTube</w:t>
+        </w:r>
+      </w:hyperlink>
+      <w:r>
+        <w:t xml:space="preserve">). It covers two ways to add many descriptions at once. Part one imports an Excel workbook under a new fonds. Part two adds more records to that fonds through Grid entry, by typing, pasting from Excel, and duplicating rows. On the way you meet one deliberate mistake, a date typed day first, and fix it.</w:t>
       </w:r>
     </w:p>
     <w:p>
@@ -532,7 +543,7 @@
         <w:t xml:space="preserve">Allow about 20 minutes with the practice files.</w:t>
       </w:r>
     </w:p>
-    <w:bookmarkStart w:id="20" w:name="before-you-start"/>
+    <w:bookmarkStart w:id="21" w:name="before-you-start"/>
     <w:p>
       <w:pPr>
         <w:pStyle w:val="Heading2"/>
@@ -731,8 +742,8 @@
         <w:t xml:space="preserve">at the end.</w:t>
       </w:r>
     </w:p>
-    <w:bookmarkEnd w:id="20"/>
-    <w:bookmarkStart w:id="27" w:name="the-workbook"/>
+    <w:bookmarkEnd w:id="21"/>
+    <w:bookmarkStart w:id="28" w:name="the-workbook"/>
     <w:p>
       <w:pPr>
         <w:pStyle w:val="Heading2"/>
@@ -770,18 +781,18 @@
           <wp:inline>
             <wp:extent cx="5778500" cy="3250406"/>
             <wp:effectExtent b="0" l="0" r="0" t="0"/>
-            <wp:docPr descr="The practice workbook: one row per record, AtoM field names as headings." title="" id="22" name="Picture"/>
+            <wp:docPr descr="The practice workbook: one row per record, AtoM field names as headings." title="" id="23" name="Picture"/>
             <a:graphic>
               <a:graphicData uri="http://schemas.openxmlformats.org/drawingml/2006/picture">
                 <pic:pic>
                   <pic:nvPicPr>
-                    <pic:cNvPr descr="images/training-excel-grid/01-workbook.png" id="23" name="Picture"/>
+                    <pic:cNvPr descr="images/training-excel-grid/01-workbook.png" id="24" name="Picture"/>
                     <pic:cNvPicPr>
                       <a:picLocks noChangeArrowheads="1" noChangeAspect="1"/>
                     </pic:cNvPicPr>
                   </pic:nvPicPr>
                   <pic:blipFill>
-                    <a:blip r:embed="rId21"/>
+                    <a:blip r:embed="rId22"/>
                     <a:stretch>
                       <a:fillRect/>
                     </a:stretch>
@@ -1291,18 +1302,18 @@
           <wp:inline>
             <wp:extent cx="5778500" cy="3250406"/>
             <wp:effectExtent b="0" l="0" r="0" t="0"/>
-            <wp:docPr descr="The pamphlet row: its start date was typed day first." title="" id="25" name="Picture"/>
+            <wp:docPr descr="The pamphlet row: its start date was typed day first." title="" id="26" name="Picture"/>
             <a:graphic>
               <a:graphicData uri="http://schemas.openxmlformats.org/drawingml/2006/picture">
                 <pic:pic>
                   <pic:nvPicPr>
-                    <pic:cNvPr descr="images/training-excel-grid/02-mistake.png" id="26" name="Picture"/>
+                    <pic:cNvPr descr="images/training-excel-grid/02-mistake.png" id="27" name="Picture"/>
                     <pic:cNvPicPr>
                       <a:picLocks noChangeArrowheads="1" noChangeAspect="1"/>
                     </pic:cNvPicPr>
                   </pic:nvPicPr>
                   <pic:blipFill>
-                    <a:blip r:embed="rId24"/>
+                    <a:blip r:embed="rId25"/>
                     <a:stretch>
                       <a:fillRect/>
                     </a:stretch>
@@ -1337,8 +1348,8 @@
         <w:t xml:space="preserve">The pamphlet row: its start date was typed day first.</w:t>
       </w:r>
     </w:p>
-    <w:bookmarkEnd w:id="27"/>
-    <w:bookmarkStart w:id="34" w:name="import-the-workbook"/>
+    <w:bookmarkEnd w:id="28"/>
+    <w:bookmarkStart w:id="35" w:name="import-the-workbook"/>
     <w:p>
       <w:pPr>
         <w:pStyle w:val="Heading2"/>
@@ -1562,18 +1573,18 @@
           <wp:inline>
             <wp:extent cx="5778500" cy="3250406"/>
             <wp:effectExtent b="0" l="0" r="0" t="0"/>
-            <wp:docPr descr="Create a new parent record, with its title and level." title="" id="29" name="Picture"/>
+            <wp:docPr descr="Create a new parent record, with its title and level." title="" id="30" name="Picture"/>
             <a:graphic>
               <a:graphicData uri="http://schemas.openxmlformats.org/drawingml/2006/picture">
                 <pic:pic>
                   <pic:nvPicPr>
-                    <pic:cNvPr descr="images/training-excel-grid/03-new-parent.png" id="30" name="Picture"/>
+                    <pic:cNvPr descr="images/training-excel-grid/03-new-parent.png" id="31" name="Picture"/>
                     <pic:cNvPicPr>
                       <a:picLocks noChangeArrowheads="1" noChangeAspect="1"/>
                     </pic:cNvPicPr>
                   </pic:nvPicPr>
                   <pic:blipFill>
-                    <a:blip r:embed="rId28"/>
+                    <a:blip r:embed="rId29"/>
                     <a:stretch>
                       <a:fillRect/>
                     </a:stretch>
@@ -1717,18 +1728,18 @@
           <wp:inline>
             <wp:extent cx="5778500" cy="3250406"/>
             <wp:effectExtent b="0" l="0" r="0" t="0"/>
-            <wp:docPr descr="Every column mapped to its AtoM field." title="" id="32" name="Picture"/>
+            <wp:docPr descr="Every column mapped to its AtoM field." title="" id="33" name="Picture"/>
             <a:graphic>
               <a:graphicData uri="http://schemas.openxmlformats.org/drawingml/2006/picture">
                 <pic:pic>
                   <pic:nvPicPr>
-                    <pic:cNvPr descr="images/training-excel-grid/04-map.png" id="33" name="Picture"/>
+                    <pic:cNvPr descr="images/training-excel-grid/04-map.png" id="34" name="Picture"/>
                     <pic:cNvPicPr>
                       <a:picLocks noChangeArrowheads="1" noChangeAspect="1"/>
                     </pic:cNvPicPr>
                   </pic:nvPicPr>
                   <pic:blipFill>
-                    <a:blip r:embed="rId31"/>
+                    <a:blip r:embed="rId32"/>
                     <a:stretch>
                       <a:fillRect/>
                     </a:stretch>
@@ -1763,8 +1774,8 @@
         <w:t xml:space="preserve">Every column mapped to its AtoM field.</w:t>
       </w:r>
     </w:p>
-    <w:bookmarkEnd w:id="34"/>
-    <w:bookmarkStart w:id="41" w:name="validate-and-fix-the-warning"/>
+    <w:bookmarkEnd w:id="35"/>
+    <w:bookmarkStart w:id="42" w:name="validate-and-fix-the-warning"/>
     <w:p>
       <w:pPr>
         <w:pStyle w:val="Heading2"/>
@@ -1823,18 +1834,18 @@
           <wp:inline>
             <wp:extent cx="5778500" cy="3250406"/>
             <wp:effectExtent b="0" l="0" r="0" t="0"/>
-            <wp:docPr descr="Validation: four valid rows and one warning on row 3." title="" id="36" name="Picture"/>
+            <wp:docPr descr="Validation: four valid rows and one warning on row 3." title="" id="37" name="Picture"/>
             <a:graphic>
               <a:graphicData uri="http://schemas.openxmlformats.org/drawingml/2006/picture">
                 <pic:pic>
                   <pic:nvPicPr>
-                    <pic:cNvPr descr="images/training-excel-grid/05-warning.png" id="37" name="Picture"/>
+                    <pic:cNvPr descr="images/training-excel-grid/05-warning.png" id="38" name="Picture"/>
                     <pic:cNvPicPr>
                       <a:picLocks noChangeArrowheads="1" noChangeAspect="1"/>
                     </pic:cNvPicPr>
                   </pic:nvPicPr>
                   <pic:blipFill>
-                    <a:blip r:embed="rId35"/>
+                    <a:blip r:embed="rId36"/>
                     <a:stretch>
                       <a:fillRect/>
                     </a:stretch>
@@ -1963,18 +1974,18 @@
           <wp:inline>
             <wp:extent cx="5778500" cy="3250406"/>
             <wp:effectExtent b="0" l="0" r="0" t="0"/>
-            <wp:docPr descr="The Fix Field Value dialog with 1923-05-14." title="" id="39" name="Picture"/>
+            <wp:docPr descr="The Fix Field Value dialog with 1923-05-14." title="" id="40" name="Picture"/>
             <a:graphic>
               <a:graphicData uri="http://schemas.openxmlformats.org/drawingml/2006/picture">
                 <pic:pic>
                   <pic:nvPicPr>
-                    <pic:cNvPr descr="images/training-excel-grid/06-fix.png" id="40" name="Picture"/>
+                    <pic:cNvPr descr="images/training-excel-grid/06-fix.png" id="41" name="Picture"/>
                     <pic:cNvPicPr>
                       <a:picLocks noChangeArrowheads="1" noChangeAspect="1"/>
                     </pic:cNvPicPr>
                   </pic:nvPicPr>
                   <pic:blipFill>
-                    <a:blip r:embed="rId38"/>
+                    <a:blip r:embed="rId39"/>
                     <a:stretch>
                       <a:fillRect/>
                     </a:stretch>
@@ -2017,8 +2028,8 @@
         <w:t xml:space="preserve">Correct the workbook as well, so that the next import is clean.</w:t>
       </w:r>
     </w:p>
-    <w:bookmarkEnd w:id="41"/>
-    <w:bookmarkStart w:id="48" w:name="preview-and-commit"/>
+    <w:bookmarkEnd w:id="42"/>
+    <w:bookmarkStart w:id="49" w:name="preview-and-commit"/>
     <w:p>
       <w:pPr>
         <w:pStyle w:val="Heading2"/>
@@ -2073,18 +2084,18 @@
           <wp:inline>
             <wp:extent cx="5778500" cy="3250406"/>
             <wp:effectExtent b="0" l="0" r="0" t="0"/>
-            <wp:docPr descr="Preview: the four records under the new fonds." title="" id="43" name="Picture"/>
+            <wp:docPr descr="Preview: the four records under the new fonds." title="" id="44" name="Picture"/>
             <a:graphic>
               <a:graphicData uri="http://schemas.openxmlformats.org/drawingml/2006/picture">
                 <pic:pic>
                   <pic:nvPicPr>
-                    <pic:cNvPr descr="images/training-excel-grid/07-preview.png" id="44" name="Picture"/>
+                    <pic:cNvPr descr="images/training-excel-grid/07-preview.png" id="45" name="Picture"/>
                     <pic:cNvPicPr>
                       <a:picLocks noChangeArrowheads="1" noChangeAspect="1"/>
                     </pic:cNvPicPr>
                   </pic:nvPicPr>
                   <pic:blipFill>
-                    <a:blip r:embed="rId42"/>
+                    <a:blip r:embed="rId43"/>
                     <a:stretch>
                       <a:fillRect/>
                     </a:stretch>
@@ -2162,18 +2173,18 @@
           <wp:inline>
             <wp:extent cx="5778500" cy="3250406"/>
             <wp:effectExtent b="0" l="0" r="0" t="0"/>
-            <wp:docPr descr="Ingest Completed." title="" id="46" name="Picture"/>
+            <wp:docPr descr="Ingest Completed." title="" id="47" name="Picture"/>
             <a:graphic>
               <a:graphicData uri="http://schemas.openxmlformats.org/drawingml/2006/picture">
                 <pic:pic>
                   <pic:nvPicPr>
-                    <pic:cNvPr descr="images/training-excel-grid/08-completed.png" id="47" name="Picture"/>
+                    <pic:cNvPr descr="images/training-excel-grid/08-completed.png" id="48" name="Picture"/>
                     <pic:cNvPicPr>
                       <a:picLocks noChangeArrowheads="1" noChangeAspect="1"/>
                     </pic:cNvPicPr>
                   </pic:nvPicPr>
                   <pic:blipFill>
-                    <a:blip r:embed="rId45"/>
+                    <a:blip r:embed="rId46"/>
                     <a:stretch>
                       <a:fillRect/>
                     </a:stretch>
@@ -2208,8 +2219,8 @@
         <w:t xml:space="preserve">Ingest Completed.</w:t>
       </w:r>
     </w:p>
-    <w:bookmarkEnd w:id="48"/>
-    <w:bookmarkStart w:id="61" w:name="grid-entry"/>
+    <w:bookmarkEnd w:id="49"/>
+    <w:bookmarkStart w:id="62" w:name="grid-entry"/>
     <w:p>
       <w:pPr>
         <w:pStyle w:val="Heading2"/>
@@ -2326,18 +2337,18 @@
           <wp:inline>
             <wp:extent cx="5778500" cy="3250406"/>
             <wp:effectExtent b="0" l="0" r="0" t="0"/>
-            <wp:docPr descr="Grid entry with the fonds chosen and its existing records listed." title="" id="50" name="Picture"/>
+            <wp:docPr descr="Grid entry with the fonds chosen and its existing records listed." title="" id="51" name="Picture"/>
             <a:graphic>
               <a:graphicData uri="http://schemas.openxmlformats.org/drawingml/2006/picture">
                 <pic:pic>
                   <pic:nvPicPr>
-                    <pic:cNvPr descr="images/training-excel-grid/09-grid-parent.png" id="51" name="Picture"/>
+                    <pic:cNvPr descr="images/training-excel-grid/09-grid-parent.png" id="52" name="Picture"/>
                     <pic:cNvPicPr>
                       <a:picLocks noChangeArrowheads="1" noChangeAspect="1"/>
                     </pic:cNvPicPr>
                   </pic:nvPicPr>
                   <pic:blipFill>
-                    <a:blip r:embed="rId49"/>
+                    <a:blip r:embed="rId50"/>
                     <a:stretch>
                       <a:fillRect/>
                     </a:stretch>
@@ -2403,18 +2414,18 @@
           <wp:inline>
             <wp:extent cx="5778500" cy="3250406"/>
             <wp:effectExtent b="0" l="0" r="0" t="0"/>
-            <wp:docPr descr="A row typed into the grid." title="" id="53" name="Picture"/>
+            <wp:docPr descr="A row typed into the grid." title="" id="54" name="Picture"/>
             <a:graphic>
               <a:graphicData uri="http://schemas.openxmlformats.org/drawingml/2006/picture">
                 <pic:pic>
                   <pic:nvPicPr>
-                    <pic:cNvPr descr="images/training-excel-grid/10-grid-typed.png" id="54" name="Picture"/>
+                    <pic:cNvPr descr="images/training-excel-grid/10-grid-typed.png" id="55" name="Picture"/>
                     <pic:cNvPicPr>
                       <a:picLocks noChangeArrowheads="1" noChangeAspect="1"/>
                     </pic:cNvPicPr>
                   </pic:nvPicPr>
                   <pic:blipFill>
-                    <a:blip r:embed="rId52"/>
+                    <a:blip r:embed="rId53"/>
                     <a:stretch>
                       <a:fillRect/>
                     </a:stretch>
@@ -2492,18 +2503,18 @@
           <wp:inline>
             <wp:extent cx="5778500" cy="3250406"/>
             <wp:effectExtent b="0" l="0" r="0" t="0"/>
-            <wp:docPr descr="Two rows pasted from Excel." title="" id="56" name="Picture"/>
+            <wp:docPr descr="Two rows pasted from Excel." title="" id="57" name="Picture"/>
             <a:graphic>
               <a:graphicData uri="http://schemas.openxmlformats.org/drawingml/2006/picture">
                 <pic:pic>
                   <pic:nvPicPr>
-                    <pic:cNvPr descr="images/training-excel-grid/11-grid-pasted.png" id="57" name="Picture"/>
+                    <pic:cNvPr descr="images/training-excel-grid/11-grid-pasted.png" id="58" name="Picture"/>
                     <pic:cNvPicPr>
                       <a:picLocks noChangeArrowheads="1" noChangeAspect="1"/>
                     </pic:cNvPicPr>
                   </pic:nvPicPr>
                   <pic:blipFill>
-                    <a:blip r:embed="rId55"/>
+                    <a:blip r:embed="rId56"/>
                     <a:stretch>
                       <a:fillRect/>
                     </a:stretch>
@@ -2569,18 +2580,18 @@
           <wp:inline>
             <wp:extent cx="5778500" cy="3250406"/>
             <wp:effectExtent b="0" l="0" r="0" t="0"/>
-            <wp:docPr descr="A duplicated row, with the identifier and title changed." title="" id="59" name="Picture"/>
+            <wp:docPr descr="A duplicated row, with the identifier and title changed." title="" id="60" name="Picture"/>
             <a:graphic>
               <a:graphicData uri="http://schemas.openxmlformats.org/drawingml/2006/picture">
                 <pic:pic>
                   <pic:nvPicPr>
-                    <pic:cNvPr descr="images/training-excel-grid/12-grid-duplicated.png" id="60" name="Picture"/>
+                    <pic:cNvPr descr="images/training-excel-grid/12-grid-duplicated.png" id="61" name="Picture"/>
                     <pic:cNvPicPr>
                       <a:picLocks noChangeArrowheads="1" noChangeAspect="1"/>
                     </pic:cNvPicPr>
                   </pic:nvPicPr>
                   <pic:blipFill>
-                    <a:blip r:embed="rId58"/>
+                    <a:blip r:embed="rId59"/>
                     <a:stretch>
                       <a:fillRect/>
                     </a:stretch>
@@ -2662,8 +2673,8 @@
         <w:t xml:space="preserve">. Nothing is saved before this. The rows go through the same checks and the same commit as an import.</w:t>
       </w:r>
     </w:p>
-    <w:bookmarkEnd w:id="61"/>
-    <w:bookmarkStart w:id="65" w:name="check-the-result"/>
+    <w:bookmarkEnd w:id="62"/>
+    <w:bookmarkStart w:id="66" w:name="check-the-result"/>
     <w:p>
       <w:pPr>
         <w:pStyle w:val="Heading2"/>
@@ -2702,18 +2713,18 @@
           <wp:inline>
             <wp:extent cx="5778500" cy="3250406"/>
             <wp:effectExtent b="0" l="0" r="0" t="0"/>
-            <wp:docPr descr="The fonds with the imported and grid records in the tree." title="" id="63" name="Picture"/>
+            <wp:docPr descr="The fonds with the imported and grid records in the tree." title="" id="64" name="Picture"/>
             <a:graphic>
               <a:graphicData uri="http://schemas.openxmlformats.org/drawingml/2006/picture">
                 <pic:pic>
                   <pic:nvPicPr>
-                    <pic:cNvPr descr="images/training-excel-grid/13-result.png" id="64" name="Picture"/>
+                    <pic:cNvPr descr="images/training-excel-grid/13-result.png" id="65" name="Picture"/>
                     <pic:cNvPicPr>
                       <a:picLocks noChangeArrowheads="1" noChangeAspect="1"/>
                     </pic:cNvPicPr>
                   </pic:nvPicPr>
                   <pic:blipFill>
-                    <a:blip r:embed="rId62"/>
+                    <a:blip r:embed="rId63"/>
                     <a:stretch>
                       <a:fillRect/>
                     </a:stretch>
@@ -2756,8 +2767,8 @@
         <w:t xml:space="preserve">Like every import, the records are drafts until you publish them: on the fonds, choose More &gt; Update publication status and apply it to the descendants as well.</w:t>
       </w:r>
     </w:p>
-    <w:bookmarkEnd w:id="65"/>
-    <w:bookmarkStart w:id="66" w:name="common-warnings"/>
+    <w:bookmarkEnd w:id="66"/>
+    <w:bookmarkStart w:id="67" w:name="common-warnings"/>
     <w:p>
       <w:pPr>
         <w:pStyle w:val="Heading2"/>
@@ -2997,8 +3008,8 @@
         </w:tc>
       </w:tr>
     </w:tbl>
-    <w:bookmarkEnd w:id="66"/>
-    <w:bookmarkStart w:id="67" w:name="recap"/>
+    <w:bookmarkEnd w:id="67"/>
+    <w:bookmarkStart w:id="68" w:name="recap"/>
     <w:p>
       <w:pPr>
         <w:pStyle w:val="Heading2"/>
@@ -3067,8 +3078,8 @@
         <w:t xml:space="preserve">Duplicate and Delete rows as needed, then Validate &amp; save.</w:t>
       </w:r>
     </w:p>
-    <w:bookmarkEnd w:id="67"/>
-    <w:bookmarkStart w:id="68" w:name="cleaning-up"/>
+    <w:bookmarkEnd w:id="68"/>
+    <w:bookmarkStart w:id="69" w:name="cleaning-up"/>
     <w:p>
       <w:pPr>
         <w:pStyle w:val="Heading2"/>
@@ -3098,7 +3109,7 @@
         <w:t xml:space="preserve">. AtoM deletes the records under it as well.</w:t>
       </w:r>
     </w:p>
-    <w:bookmarkEnd w:id="68"/>
+    <w:bookmarkEnd w:id="69"/>
     <w:sectPr>
       <w:headerReference r:id="rId9" w:type="default"/>
       <w:footerReference r:id="rId10" w:type="default"/>
